--- a/docs/prd-docx-v2/用户端App/社区首页.docx
+++ b/docs/prd-docx-v2/用户端App/社区首页.docx
@@ -1600,7 +1600,7 @@
                 <w:rFonts w:ascii="宋体" w:hAnsi="宋体" w:eastAsia="宋体"/>
                 <w:sz w:val="21"/>
               </w:rPr>
-              <w:t>`mobile-app.js` / `mock-data.js`</w:t>
+              <w:t>`mobile-app.js` / `原型数据`</w:t>
             </w:r>
           </w:p>
         </w:tc>
@@ -1644,7 +1644,7 @@
                 <w:rFonts w:ascii="宋体" w:hAnsi="宋体" w:eastAsia="宋体"/>
                 <w:sz w:val="21"/>
               </w:rPr>
-              <w:t>`mobile-app.js`</w:t>
+              <w:t>页面逻辑</w:t>
             </w:r>
           </w:p>
         </w:tc>
@@ -1674,7 +1674,7 @@
                 <w:rFonts w:ascii="宋体" w:hAnsi="宋体" w:eastAsia="宋体"/>
                 <w:sz w:val="21"/>
               </w:rPr>
-              <w:t>`forumBoards`</w:t>
+              <w:t>业务数据</w:t>
             </w:r>
           </w:p>
         </w:tc>
@@ -1688,7 +1688,7 @@
                 <w:rFonts w:ascii="宋体" w:hAnsi="宋体" w:eastAsia="宋体"/>
                 <w:sz w:val="21"/>
               </w:rPr>
-              <w:t>`mock-data.js`</w:t>
+              <w:t>原型数据</w:t>
             </w:r>
           </w:p>
         </w:tc>
@@ -1718,7 +1718,7 @@
                 <w:rFonts w:ascii="宋体" w:hAnsi="宋体" w:eastAsia="宋体"/>
                 <w:sz w:val="21"/>
               </w:rPr>
-              <w:t>`state.userMall.keyword`</w:t>
+              <w:t>业务数据</w:t>
             </w:r>
           </w:p>
         </w:tc>
@@ -1732,7 +1732,7 @@
                 <w:rFonts w:ascii="宋体" w:hAnsi="宋体" w:eastAsia="宋体"/>
                 <w:sz w:val="21"/>
               </w:rPr>
-              <w:t>`mobile-app.js`</w:t>
+              <w:t>页面逻辑</w:t>
             </w:r>
           </w:p>
         </w:tc>
@@ -1847,7 +1847,7 @@
           <w:rFonts w:ascii="宋体" w:hAnsi="宋体" w:eastAsia="宋体"/>
           <w:sz w:val="21"/>
         </w:rPr>
-        <w:t>- 状态 `state.userForum.category` 更新为对应分类 ID。 - 页面重新渲染过滤后的内容列表。</w:t>
+        <w:t>- 状态 `页面状态` 更新为对应分类 ID。 - 页面重新渲染过滤后的内容列表。</w:t>
       </w:r>
     </w:p>
     <w:p>
@@ -1945,7 +1945,7 @@
           <w:rFonts w:ascii="宋体" w:hAnsi="宋体" w:eastAsia="宋体"/>
           <w:sz w:val="21"/>
         </w:rPr>
-        <w:t>- 在 Banner 下方提供「热门」「最新」两个排序选项。 - 「我的」分类下隐藏排序栏。 - 排序切换通过状态 `state.userForum.filter` 控制，当前为 UI 状态切换，实际排序逻辑依赖 mock 数据的默认顺序。</w:t>
+        <w:t>- 在 Banner 下方提供「热门」「最新」两个排序选项。 - 「我的」分类下隐藏排序栏。 - 排序切换通过状态 `页面状态` 控制，当前为 UI 状态切换，实际排序逻辑依赖 mock 数据的默认顺序。</w:t>
       </w:r>
     </w:p>
     <w:p>
@@ -1966,7 +1966,7 @@
           <w:rFonts w:ascii="宋体" w:hAnsi="宋体" w:eastAsia="宋体"/>
           <w:sz w:val="21"/>
         </w:rPr>
-        <w:t>- 状态 `state.userForum.filter` 更新，页面重新渲染。</w:t>
+        <w:t>- 状态 `页面状态` 更新，页面重新渲染。</w:t>
       </w:r>
     </w:p>
     <w:p>
@@ -2064,7 +2064,7 @@
           <w:rFonts w:ascii="宋体" w:hAnsi="宋体" w:eastAsia="宋体"/>
           <w:sz w:val="21"/>
         </w:rPr>
-        <w:t>- 页面顶部提供搜索输入框，占位文案为「搜索改装案例、品牌、车型」。 - 输入关键词后提交，关键词写入 `state.userMall.keyword`，社区内容列表联动过滤。 - 搜索表单使用 `data-user-mall-search-form` 绑定提交事件。</w:t>
+        <w:t>- 页面顶部提供搜索输入框，占位文案为「搜索改装案例、品牌、车型」。 - 输入关键词后提交，关键词写入 `页面状态`，社区内容列表联动过滤。 - 搜索表单使用 `交互属性` 绑定提交事件。</w:t>
       </w:r>
     </w:p>
     <w:p>
@@ -2183,7 +2183,7 @@
           <w:rFonts w:ascii="宋体" w:hAnsi="宋体" w:eastAsia="宋体"/>
           <w:sz w:val="21"/>
         </w:rPr>
-        <w:t>- 列表首条内容以 Banner 大图卡片形式展示。 - Banner 包含背景色块（`data-tone` 区分色调）、内容类型标签、标题、作者及分类信息。 - 点击 Banner 可跳转至对应帖子详情页或案例详情页。 - Banner 下方有圆点指示器装饰。</w:t>
+        <w:t>- 列表首条内容以 Banner 大图卡片形式展示。 - Banner 包含背景色块（`交互属性` 区分色调）、内容类型标签、标题、作者及分类信息。 - 点击 Banner 可跳转至对应帖子详情页或案例详情页。 - Banner 下方有圆点指示器装饰。</w:t>
       </w:r>
     </w:p>
     <w:p>
@@ -2302,7 +2302,7 @@
           <w:rFonts w:ascii="宋体" w:hAnsi="宋体" w:eastAsia="宋体"/>
           <w:sz w:val="21"/>
         </w:rPr>
-        <w:t>- 内容以双列瀑布流布局展示（部分卡片为 `tall` 高度）。 - 每张卡片包含：色调占位图（`data-tone`）、标题、作者/分类元信息、热度数值。 - 用户自产帖子（`isPost === true`）与 mock 推荐内容混合展示。 - 点击帖子类型卡片进入 `renderUserForumDetail` 帖子详情；点击官方/案例类型卡片跳转至独立详情页。</w:t>
+        <w:t>- 内容以双列瀑布流布局展示（部分卡片为 `tall` 高度）。 - 每张卡片包含：色调占位图（`交互属性`）、标题、作者/分类元信息、热度数值。 - 用户自产帖子（`isPost === true`）与 mock 推荐内容混合展示。 - 点击帖子类型卡片进入 `renderUserForumDetail` 帖子详情；点击官方/案例类型卡片跳转至独立详情页。</w:t>
       </w:r>
     </w:p>
     <w:p>
@@ -2323,7 +2323,7 @@
           <w:rFonts w:ascii="宋体" w:hAnsi="宋体" w:eastAsia="宋体"/>
           <w:sz w:val="21"/>
         </w:rPr>
-        <w:t>- 点击帖子卡片：状态 `state.userForum.selectedPost` 更新，渲染帖子详情。 - 点击外链卡片：跳转至独立 HTML 页面。</w:t>
+        <w:t>- 点击帖子卡片：状态 `页面状态` 更新，渲染帖子详情。 - 点击外链卡片：跳转至独立 HTML 页面。</w:t>
       </w:r>
     </w:p>
     <w:p>
@@ -2421,7 +2421,7 @@
           <w:rFonts w:ascii="宋体" w:hAnsi="宋体" w:eastAsia="宋体"/>
           <w:sz w:val="21"/>
         </w:rPr>
-        <w:t>- 页面右下角显示悬浮圆形按钮「＋」。 - 点击后状态 `state.userForum.createOpen` 设为 `true`，页面切换至帖子发布表单。</w:t>
+        <w:t>- 页面右下角显示悬浮圆形按钮「＋」。 - 点击后状态 `页面状态` 设为 `true`，页面切换至帖子发布表单。</w:t>
       </w:r>
     </w:p>
     <w:p>
@@ -2442,7 +2442,7 @@
           <w:rFonts w:ascii="宋体" w:hAnsi="宋体" w:eastAsia="宋体"/>
           <w:sz w:val="21"/>
         </w:rPr>
-        <w:t>- 页面切换为 `renderUserForumCreateForm()` 表单界面。</w:t>
+        <w:t>- 页面切换为 `页面渲染` 表单界面。</w:t>
       </w:r>
     </w:p>
     <w:p>
